--- a/public/templates/statement.docx
+++ b/public/templates/statement.docx
@@ -32,7 +32,7 @@
           <w:szCs w:val="24"/>
           <w:rFonts w:ascii="Calibri" w:eastAsia="微軟正黑體" w:hAnsi="Calibri"/>
         </w:rPr>
-        <w:t xml:space="preserve">{{declarant_name}}（下稱「本公司」）同意凱鈿行動科技股份有限公司及其子公司與關係企業（以下統稱「凱鈿集團公司」）於行銷、業務推廣及公關目的範圍內，得對外揭示本公司為凱鈿集團公司之合作夥伴，並於該目的範圍內無償使用本公司之企業標誌（包含但不限於商標、企業名稱或標誌）。</w:t>
+        <w:t xml:space="preserve">{{declarant_name}}（下稱「本公司」）同意示範軟體股份有限公司及其子公司與關係企業（以下統稱「示範集團公司」）於行銷、業務推廣及公關目的範圍內，得對外揭示本公司為示範集團公司之合作夥伴，並於該目的範圍內無償使用本公司之企業標誌（包含但不限於商標、企業名稱或標誌）。</w:t>
       </w:r>
     </w:p>
     <w:p>
@@ -60,7 +60,7 @@
           <w:szCs w:val="24"/>
           <w:rFonts w:ascii="Calibri" w:eastAsia="微軟正黑體" w:hAnsi="Calibri"/>
         </w:rPr>
-        <w:t xml:space="preserve">本公司如需終止本聲明書，應於終止日三十日前以書面通知凱鈿集團公司。為此，特立此書為憑。</w:t>
+        <w:t xml:space="preserve">本公司如需終止本聲明書，應於終止日三十日前以書面通知示範集團公司。為此，特立此書為憑。</w:t>
       </w:r>
     </w:p>
     <w:p/>
@@ -89,7 +89,7 @@
           <w:szCs w:val="24"/>
           <w:rFonts w:ascii="Calibri" w:eastAsia="微軟正黑體" w:hAnsi="Calibri"/>
         </w:rPr>
-        <w:t xml:space="preserve">凱鈿行動科技股份有限公司</w:t>
+        <w:t xml:space="preserve">示範軟體股份有限公司</w:t>
       </w:r>
     </w:p>
     <w:p/>
